--- a/TPP_manuscript_anonymous.docx
+++ b/TPP_manuscript_anonymous.docx
@@ -5000,7 +5000,7 @@
           <w:b w:val="0"/>
           <w:i w:val="0"/>
         </w:rPr>
-        <w:t>All match data are drawn from public BWF tournament results (tournamentsoftware.com / bwfbadminton.com). The external pre-match Elo ratings are from Sun and Zhang (2026), Harvard Dataverse (https://doi.org/10.7910/DVN/RSAYV5), released under CC BY 4.0; Elo ratings are the data authors' model estimates, not BWF official statistics. Analysis code, the derived BWF dataset and the Elo merge audit are available at an anonymised GitHub repository during review; a persistent archive DOI will be provided at the revision/acceptance stage.</w:t>
+        <w:t>All match data are drawn from public BWF tournament results (tournamentsoftware.com / bwfbadminton.com). The external pre-match Elo ratings are from Sun and Zhang (2026), Harvard Dataverse (https://doi.org/10.7910/DVN/RSAYV5), released under CC BY 4.0; Elo ratings are the data authors' model estimates, not BWF official statistics. Analysis code, the derived BWF dataset and the Elo merge audit are available at a public repository (https://github.com/fuyiguiqulaibadminton/tpp-badminton-replication) during review; a persistent archive DOI will be provided at the revision/acceptance stage.</w:t>
       </w:r>
     </w:p>
     <w:p>
